--- a/лр2/лр 2.docx
+++ b/лр2/лр 2.docx
@@ -1426,7 +1426,6 @@
         </w:rPr>
         <w:t xml:space="preserve"> </w:t>
       </w:r>
-      <w:proofErr w:type="spellStart"/>
       <w:r>
         <w:rPr>
           <w:rFonts w:ascii="Times New Roman" w:hAnsi="Times New Roman" w:cs="Times New Roman"/>
@@ -1435,33 +1434,22 @@
         </w:rPr>
         <w:t>Онотации</w:t>
       </w:r>
-      <w:proofErr w:type="spellEnd"/>
-      <w:r>
-        <w:rPr>
-          <w:rFonts w:ascii="Times New Roman" w:hAnsi="Times New Roman" w:cs="Times New Roman"/>
-          <w:sz w:val="28"/>
-          <w:szCs w:val="28"/>
-        </w:rPr>
-        <w:t xml:space="preserve"> </w:t>
-      </w:r>
-      <w:r>
-        <w:rPr>
-          <w:rFonts w:ascii="Times New Roman" w:hAnsi="Times New Roman" w:cs="Times New Roman"/>
-          <w:sz w:val="28"/>
-          <w:szCs w:val="28"/>
-        </w:rPr>
-        <w:t>(</w:t>
-      </w:r>
-      <w:proofErr w:type="spellStart"/>
-      <w:r>
-        <w:rPr>
-          <w:rFonts w:ascii="Times New Roman" w:hAnsi="Times New Roman" w:cs="Times New Roman"/>
-          <w:sz w:val="28"/>
-          <w:szCs w:val="28"/>
-        </w:rPr>
-        <w:t>Big</w:t>
-      </w:r>
-      <w:proofErr w:type="spellEnd"/>
+      <w:r>
+        <w:rPr>
+          <w:rFonts w:ascii="Times New Roman" w:hAnsi="Times New Roman" w:cs="Times New Roman"/>
+          <w:sz w:val="28"/>
+          <w:szCs w:val="28"/>
+        </w:rPr>
+        <w:t xml:space="preserve"> </w:t>
+      </w:r>
+      <w:r>
+        <w:rPr>
+          <w:rFonts w:ascii="Times New Roman" w:hAnsi="Times New Roman" w:cs="Times New Roman"/>
+          <w:sz w:val="28"/>
+          <w:szCs w:val="28"/>
+        </w:rPr>
+        <w:t>(Big</w:t>
+      </w:r>
       <w:r>
         <w:rPr>
           <w:rFonts w:ascii="Times New Roman" w:hAnsi="Times New Roman" w:cs="Times New Roman"/>
@@ -1576,9 +1564,64 @@
           <w:sz w:val="28"/>
           <w:szCs w:val="28"/>
         </w:rPr>
-        <w:t>O(</w:t>
-      </w:r>
-      <w:proofErr w:type="spellStart"/>
+        <w:t>O(log</w:t>
+      </w:r>
+      <w:r>
+        <w:rPr>
+          <w:rFonts w:ascii="Times New Roman" w:hAnsi="Times New Roman" w:cs="Times New Roman"/>
+          <w:sz w:val="28"/>
+          <w:szCs w:val="28"/>
+        </w:rPr>
+        <w:t xml:space="preserve"> </w:t>
+      </w:r>
+      <w:r>
+        <w:rPr>
+          <w:rFonts w:ascii="Times New Roman" w:hAnsi="Times New Roman" w:cs="Times New Roman"/>
+          <w:sz w:val="28"/>
+          <w:szCs w:val="28"/>
+        </w:rPr>
+        <w:t>n),</w:t>
+      </w:r>
+      <w:r>
+        <w:rPr>
+          <w:rFonts w:ascii="Times New Roman" w:hAnsi="Times New Roman" w:cs="Times New Roman"/>
+          <w:sz w:val="28"/>
+          <w:szCs w:val="28"/>
+        </w:rPr>
+        <w:t xml:space="preserve"> </w:t>
+      </w:r>
+      <w:r>
+        <w:rPr>
+          <w:rFonts w:ascii="Times New Roman" w:hAnsi="Times New Roman" w:cs="Times New Roman"/>
+          <w:sz w:val="28"/>
+          <w:szCs w:val="28"/>
+        </w:rPr>
+        <w:t>O(n),</w:t>
+      </w:r>
+      <w:r>
+        <w:rPr>
+          <w:rFonts w:ascii="Times New Roman" w:hAnsi="Times New Roman" w:cs="Times New Roman"/>
+          <w:sz w:val="28"/>
+          <w:szCs w:val="28"/>
+        </w:rPr>
+        <w:t xml:space="preserve"> </w:t>
+      </w:r>
+      <w:r>
+        <w:rPr>
+          <w:rFonts w:ascii="Times New Roman" w:hAnsi="Times New Roman" w:cs="Times New Roman"/>
+          <w:sz w:val="28"/>
+          <w:szCs w:val="28"/>
+        </w:rPr>
+        <w:t>O(n</w:t>
+      </w:r>
+      <w:r>
+        <w:rPr>
+          <w:rFonts w:ascii="Times New Roman" w:hAnsi="Times New Roman" w:cs="Times New Roman"/>
+          <w:sz w:val="28"/>
+          <w:szCs w:val="28"/>
+        </w:rPr>
+        <w:t xml:space="preserve"> </w:t>
+      </w:r>
       <w:r>
         <w:rPr>
           <w:rFonts w:ascii="Times New Roman" w:hAnsi="Times New Roman" w:cs="Times New Roman"/>
@@ -1587,73 +1630,6 @@
         </w:rPr>
         <w:t>log</w:t>
       </w:r>
-      <w:proofErr w:type="spellEnd"/>
-      <w:r>
-        <w:rPr>
-          <w:rFonts w:ascii="Times New Roman" w:hAnsi="Times New Roman" w:cs="Times New Roman"/>
-          <w:sz w:val="28"/>
-          <w:szCs w:val="28"/>
-        </w:rPr>
-        <w:t xml:space="preserve"> </w:t>
-      </w:r>
-      <w:r>
-        <w:rPr>
-          <w:rFonts w:ascii="Times New Roman" w:hAnsi="Times New Roman" w:cs="Times New Roman"/>
-          <w:sz w:val="28"/>
-          <w:szCs w:val="28"/>
-        </w:rPr>
-        <w:t>n),</w:t>
-      </w:r>
-      <w:r>
-        <w:rPr>
-          <w:rFonts w:ascii="Times New Roman" w:hAnsi="Times New Roman" w:cs="Times New Roman"/>
-          <w:sz w:val="28"/>
-          <w:szCs w:val="28"/>
-        </w:rPr>
-        <w:t xml:space="preserve"> </w:t>
-      </w:r>
-      <w:r>
-        <w:rPr>
-          <w:rFonts w:ascii="Times New Roman" w:hAnsi="Times New Roman" w:cs="Times New Roman"/>
-          <w:sz w:val="28"/>
-          <w:szCs w:val="28"/>
-        </w:rPr>
-        <w:t>O(n),</w:t>
-      </w:r>
-      <w:r>
-        <w:rPr>
-          <w:rFonts w:ascii="Times New Roman" w:hAnsi="Times New Roman" w:cs="Times New Roman"/>
-          <w:sz w:val="28"/>
-          <w:szCs w:val="28"/>
-        </w:rPr>
-        <w:t xml:space="preserve"> </w:t>
-      </w:r>
-      <w:r>
-        <w:rPr>
-          <w:rFonts w:ascii="Times New Roman" w:hAnsi="Times New Roman" w:cs="Times New Roman"/>
-          <w:sz w:val="28"/>
-          <w:szCs w:val="28"/>
-        </w:rPr>
-        <w:t>O(n</w:t>
-      </w:r>
-      <w:r>
-        <w:rPr>
-          <w:rFonts w:ascii="Times New Roman" w:hAnsi="Times New Roman" w:cs="Times New Roman"/>
-          <w:sz w:val="28"/>
-          <w:szCs w:val="28"/>
-        </w:rPr>
-        <w:t xml:space="preserve"> </w:t>
-      </w:r>
-      <w:proofErr w:type="spellStart"/>
-      <w:r>
-        <w:rPr>
-          <w:rFonts w:ascii="Times New Roman" w:hAnsi="Times New Roman" w:cs="Times New Roman"/>
-          <w:sz w:val="28"/>
-          <w:szCs w:val="28"/>
-        </w:rPr>
-        <w:t>log</w:t>
-      </w:r>
-      <w:proofErr w:type="spellEnd"/>
       <w:r>
         <w:rPr>
           <w:rFonts w:ascii="Times New Roman" w:hAnsi="Times New Roman" w:cs="Times New Roman"/>
@@ -2739,18 +2715,8 @@
           <w:sz w:val="28"/>
           <w:szCs w:val="28"/>
         </w:rPr>
-        <w:t>(O(</w:t>
-      </w:r>
-      <w:proofErr w:type="spellStart"/>
-      <w:r>
-        <w:rPr>
-          <w:rFonts w:ascii="Times New Roman" w:hAnsi="Times New Roman" w:cs="Times New Roman"/>
-          <w:sz w:val="28"/>
-          <w:szCs w:val="28"/>
-        </w:rPr>
-        <w:t>log</w:t>
-      </w:r>
-      <w:proofErr w:type="spellEnd"/>
+        <w:t>(O(log</w:t>
+      </w:r>
       <w:r>
         <w:rPr>
           <w:rFonts w:ascii="Times New Roman" w:hAnsi="Times New Roman" w:cs="Times New Roman"/>
@@ -3488,18 +3454,8 @@
                 <w:sz w:val="28"/>
                 <w:szCs w:val="28"/>
               </w:rPr>
-              <w:t>O(</w:t>
-            </w:r>
-            <w:proofErr w:type="spellStart"/>
-            <w:r>
-              <w:rPr>
-                <w:rFonts w:ascii="Times New Roman" w:hAnsi="Times New Roman" w:cs="Times New Roman"/>
-                <w:sz w:val="28"/>
-                <w:szCs w:val="28"/>
-              </w:rPr>
-              <w:t>log</w:t>
-            </w:r>
-            <w:proofErr w:type="spellEnd"/>
+              <w:t>O(log</w:t>
+            </w:r>
             <w:r>
               <w:rPr>
                 <w:rFonts w:ascii="Times New Roman" w:hAnsi="Times New Roman" w:cs="Times New Roman"/>
@@ -3822,7 +3778,6 @@
               </w:rPr>
               <w:t xml:space="preserve"> </w:t>
             </w:r>
-            <w:proofErr w:type="spellStart"/>
             <w:r>
               <w:rPr>
                 <w:rFonts w:ascii="Times New Roman" w:hAnsi="Times New Roman" w:cs="Times New Roman"/>
@@ -3831,7 +3786,6 @@
               </w:rPr>
               <w:t>log</w:t>
             </w:r>
-            <w:proofErr w:type="spellEnd"/>
             <w:r>
               <w:rPr>
                 <w:rFonts w:ascii="Times New Roman" w:hAnsi="Times New Roman" w:cs="Times New Roman"/>
@@ -4414,18 +4368,8 @@
           <w:sz w:val="28"/>
           <w:szCs w:val="28"/>
         </w:rPr>
-        <w:t>O(</w:t>
-      </w:r>
-      <w:proofErr w:type="spellStart"/>
-      <w:r>
-        <w:rPr>
-          <w:rFonts w:ascii="Times New Roman" w:hAnsi="Times New Roman" w:cs="Times New Roman"/>
-          <w:sz w:val="28"/>
-          <w:szCs w:val="28"/>
-        </w:rPr>
-        <w:t>log</w:t>
-      </w:r>
-      <w:proofErr w:type="spellEnd"/>
+        <w:t>O(log</w:t>
+      </w:r>
       <w:r>
         <w:rPr>
           <w:rFonts w:ascii="Times New Roman" w:hAnsi="Times New Roman" w:cs="Times New Roman"/>
@@ -4632,42 +4576,27 @@
           <w:sz w:val="28"/>
           <w:szCs w:val="28"/>
         </w:rPr>
-        <w:t xml:space="preserve">Ссылка на </w:t>
-      </w:r>
-      <w:proofErr w:type="spellStart"/>
-      <w:r>
-        <w:rPr>
-          <w:rFonts w:ascii="Times New Roman" w:hAnsi="Times New Roman" w:cs="Times New Roman"/>
-          <w:sz w:val="28"/>
-          <w:szCs w:val="28"/>
-        </w:rPr>
-        <w:t>Git</w:t>
-      </w:r>
-      <w:proofErr w:type="spellEnd"/>
-      <w:r>
-        <w:rPr>
-          <w:rFonts w:ascii="Times New Roman" w:hAnsi="Times New Roman" w:cs="Times New Roman"/>
-          <w:sz w:val="28"/>
-          <w:szCs w:val="28"/>
-        </w:rPr>
-        <w:t>-репозиторий:</w:t>
-      </w:r>
-      <w:r>
-        <w:rPr>
-          <w:rFonts w:ascii="Times New Roman" w:hAnsi="Times New Roman" w:cs="Times New Roman"/>
-          <w:sz w:val="28"/>
-          <w:szCs w:val="28"/>
-        </w:rPr>
-        <w:t xml:space="preserve"> </w:t>
-      </w:r>
-      <w:r>
-        <w:rPr>
-          <w:rFonts w:ascii="Times New Roman" w:hAnsi="Times New Roman" w:cs="Times New Roman"/>
-          <w:sz w:val="28"/>
-          <w:szCs w:val="28"/>
-        </w:rPr>
-        <w:t>https://github.com/serafima2007k-code/algorithms</w:t>
-      </w:r>
+        <w:t>Ссылка на Git-репозиторий:</w:t>
+      </w:r>
+      <w:r>
+        <w:rPr>
+          <w:rFonts w:ascii="Times New Roman" w:hAnsi="Times New Roman" w:cs="Times New Roman"/>
+          <w:sz w:val="28"/>
+          <w:szCs w:val="28"/>
+        </w:rPr>
+        <w:t xml:space="preserve"> </w:t>
+      </w:r>
+      <w:hyperlink r:id="rId5" w:history="1">
+        <w:r>
+          <w:rPr>
+            <w:rStyle w:val="a3"/>
+            <w:rFonts w:ascii="Times New Roman" w:hAnsi="Times New Roman" w:cs="Times New Roman"/>
+            <w:sz w:val="28"/>
+            <w:szCs w:val="28"/>
+          </w:rPr>
+          <w:t>https://github.com/serafima2007k-code/algoritms.git</w:t>
+        </w:r>
+      </w:hyperlink>
     </w:p>
     <w:p>
       <w:pPr>
@@ -4740,7 +4669,6 @@
         </w:rPr>
         <w:t xml:space="preserve"> – </w:t>
       </w:r>
-      <w:proofErr w:type="spellStart"/>
       <w:r>
         <w:rPr>
           <w:rFonts w:ascii="Times New Roman" w:hAnsi="Times New Roman" w:cs="Times New Roman"/>
@@ -4750,7 +4678,6 @@
         </w:rPr>
         <w:t>FixedQueue</w:t>
       </w:r>
-      <w:proofErr w:type="spellEnd"/>
       <w:r>
         <w:rPr>
           <w:rFonts w:ascii="Times New Roman" w:hAnsi="Times New Roman" w:cs="Times New Roman"/>
@@ -4838,7 +4765,6 @@
         </w:rPr>
         <w:t xml:space="preserve">, </w:t>
       </w:r>
-      <w:proofErr w:type="spellStart"/>
       <w:r>
         <w:rPr>
           <w:rFonts w:ascii="Times New Roman" w:hAnsi="Times New Roman" w:cs="Times New Roman"/>
@@ -4848,7 +4774,6 @@
         </w:rPr>
         <w:t>isEmpty</w:t>
       </w:r>
-      <w:proofErr w:type="spellEnd"/>
       <w:r>
         <w:rPr>
           <w:rFonts w:ascii="Times New Roman" w:hAnsi="Times New Roman" w:cs="Times New Roman"/>
@@ -4857,7 +4782,6 @@
         </w:rPr>
         <w:t xml:space="preserve">, </w:t>
       </w:r>
-      <w:proofErr w:type="spellStart"/>
       <w:r>
         <w:rPr>
           <w:rFonts w:ascii="Times New Roman" w:hAnsi="Times New Roman" w:cs="Times New Roman"/>
@@ -4867,7 +4791,6 @@
         </w:rPr>
         <w:t>isFul</w:t>
       </w:r>
-      <w:proofErr w:type="spellEnd"/>
     </w:p>
     <w:p>
       <w:pPr>
@@ -4904,7 +4827,7 @@
                     <pic:cNvPicPr/>
                   </pic:nvPicPr>
                   <pic:blipFill>
-                    <a:blip r:embed="rId5">
+                    <a:blip r:embed="rId6">
                       <a:extLst>
                         <a:ext uri="{28A0092B-C50C-407E-A947-70E740481C1C}">
                           <a14:useLocalDpi xmlns:a14="http://schemas.microsoft.com/office/drawing/2010/main" val="0"/>
@@ -5058,7 +4981,7 @@
                     <pic:cNvPicPr/>
                   </pic:nvPicPr>
                   <pic:blipFill>
-                    <a:blip r:embed="rId6">
+                    <a:blip r:embed="rId7">
                       <a:extLst>
                         <a:ext uri="{28A0092B-C50C-407E-A947-70E740481C1C}">
                           <a14:useLocalDpi xmlns:a14="http://schemas.microsoft.com/office/drawing/2010/main" val="0"/>
@@ -5178,7 +5101,7 @@
                     <pic:cNvPicPr/>
                   </pic:nvPicPr>
                   <pic:blipFill>
-                    <a:blip r:embed="rId7">
+                    <a:blip r:embed="rId8">
                       <a:extLst>
                         <a:ext uri="{28A0092B-C50C-407E-A947-70E740481C1C}">
                           <a14:useLocalDpi xmlns:a14="http://schemas.microsoft.com/office/drawing/2010/main" val="0"/>
@@ -5281,7 +5204,7 @@
                     <pic:cNvPicPr/>
                   </pic:nvPicPr>
                   <pic:blipFill>
-                    <a:blip r:embed="rId8">
+                    <a:blip r:embed="rId9">
                       <a:extLst>
                         <a:ext uri="{28A0092B-C50C-407E-A947-70E740481C1C}">
                           <a14:useLocalDpi xmlns:a14="http://schemas.microsoft.com/office/drawing/2010/main" val="0"/>
@@ -5529,7 +5452,6 @@
                 <w:szCs w:val="28"/>
               </w:rPr>
             </w:pPr>
-            <w:proofErr w:type="spellStart"/>
             <w:r>
               <w:rPr>
                 <w:rFonts w:ascii="Times New Roman" w:hAnsi="Times New Roman" w:cs="Times New Roman"/>
@@ -5538,7 +5460,6 @@
               </w:rPr>
               <w:t>enqueue</w:t>
             </w:r>
-            <w:proofErr w:type="spellEnd"/>
           </w:p>
         </w:tc>
         <w:tc>
@@ -5632,7 +5553,6 @@
                 <w:szCs w:val="28"/>
               </w:rPr>
             </w:pPr>
-            <w:proofErr w:type="spellStart"/>
             <w:r>
               <w:rPr>
                 <w:rFonts w:ascii="Times New Roman" w:hAnsi="Times New Roman" w:cs="Times New Roman"/>
@@ -5641,7 +5561,6 @@
               </w:rPr>
               <w:t>dequeue</w:t>
             </w:r>
-            <w:proofErr w:type="spellEnd"/>
           </w:p>
         </w:tc>
         <w:tc>
@@ -5735,7 +5654,6 @@
                 <w:szCs w:val="28"/>
               </w:rPr>
             </w:pPr>
-            <w:proofErr w:type="spellStart"/>
             <w:r>
               <w:rPr>
                 <w:rFonts w:ascii="Times New Roman" w:hAnsi="Times New Roman" w:cs="Times New Roman"/>
@@ -5744,7 +5662,6 @@
               </w:rPr>
               <w:t>front</w:t>
             </w:r>
-            <w:proofErr w:type="spellEnd"/>
           </w:p>
         </w:tc>
         <w:tc>
@@ -5838,7 +5755,6 @@
                 <w:szCs w:val="28"/>
               </w:rPr>
             </w:pPr>
-            <w:proofErr w:type="spellStart"/>
             <w:r>
               <w:rPr>
                 <w:rFonts w:ascii="Times New Roman" w:hAnsi="Times New Roman" w:cs="Times New Roman"/>
@@ -5847,7 +5763,6 @@
               </w:rPr>
               <w:t>isEmpty</w:t>
             </w:r>
-            <w:proofErr w:type="spellEnd"/>
           </w:p>
         </w:tc>
         <w:tc>
@@ -5941,7 +5856,6 @@
                 <w:szCs w:val="28"/>
               </w:rPr>
             </w:pPr>
-            <w:proofErr w:type="spellStart"/>
             <w:r>
               <w:rPr>
                 <w:rFonts w:ascii="Times New Roman" w:hAnsi="Times New Roman" w:cs="Times New Roman"/>
@@ -5950,7 +5864,6 @@
               </w:rPr>
               <w:t>isFull</w:t>
             </w:r>
-            <w:proofErr w:type="spellEnd"/>
           </w:p>
         </w:tc>
         <w:tc>
@@ -6044,7 +5957,6 @@
                 <w:szCs w:val="28"/>
               </w:rPr>
             </w:pPr>
-            <w:proofErr w:type="spellStart"/>
             <w:r>
               <w:rPr>
                 <w:rFonts w:ascii="Times New Roman" w:hAnsi="Times New Roman" w:cs="Times New Roman"/>
@@ -6053,7 +5965,6 @@
               </w:rPr>
               <w:t>print</w:t>
             </w:r>
-            <w:proofErr w:type="spellEnd"/>
           </w:p>
         </w:tc>
         <w:tc>
@@ -6191,25 +6102,7 @@
           <w:sz w:val="28"/>
           <w:szCs w:val="28"/>
         </w:rPr>
-        <w:t>1. Что такое О-нотация (</w:t>
-      </w:r>
-      <w:proofErr w:type="spellStart"/>
-      <w:r>
-        <w:rPr>
-          <w:rFonts w:ascii="Times New Roman" w:hAnsi="Times New Roman" w:cs="Times New Roman"/>
-          <w:sz w:val="28"/>
-          <w:szCs w:val="28"/>
-        </w:rPr>
-        <w:t>Big</w:t>
-      </w:r>
-      <w:proofErr w:type="spellEnd"/>
-      <w:r>
-        <w:rPr>
-          <w:rFonts w:ascii="Times New Roman" w:hAnsi="Times New Roman" w:cs="Times New Roman"/>
-          <w:sz w:val="28"/>
-          <w:szCs w:val="28"/>
-        </w:rPr>
-        <w:t xml:space="preserve"> O) и зачем она нужна?</w:t>
+        <w:t>1. Что такое О-нотация (Big O) и зачем она нужна?</w:t>
       </w:r>
     </w:p>
     <w:p>
@@ -6286,43 +6179,7 @@
           <w:szCs w:val="28"/>
         </w:rPr>
         <w:lastRenderedPageBreak/>
-        <w:t xml:space="preserve">O(1). Потому что адрес элемента вычисляется по формуле: </w:t>
-      </w:r>
-      <w:proofErr w:type="spellStart"/>
-      <w:r>
-        <w:rPr>
-          <w:rFonts w:ascii="Times New Roman" w:hAnsi="Times New Roman" w:cs="Times New Roman"/>
-          <w:sz w:val="28"/>
-          <w:szCs w:val="28"/>
-        </w:rPr>
-        <w:t>адрес_начала</w:t>
-      </w:r>
-      <w:proofErr w:type="spellEnd"/>
-      <w:r>
-        <w:rPr>
-          <w:rFonts w:ascii="Times New Roman" w:hAnsi="Times New Roman" w:cs="Times New Roman"/>
-          <w:sz w:val="28"/>
-          <w:szCs w:val="28"/>
-        </w:rPr>
-        <w:t xml:space="preserve"> + индекс × </w:t>
-      </w:r>
-      <w:proofErr w:type="spellStart"/>
-      <w:r>
-        <w:rPr>
-          <w:rFonts w:ascii="Times New Roman" w:hAnsi="Times New Roman" w:cs="Times New Roman"/>
-          <w:sz w:val="28"/>
-          <w:szCs w:val="28"/>
-        </w:rPr>
-        <w:t>размер_элемента</w:t>
-      </w:r>
-      <w:proofErr w:type="spellEnd"/>
-      <w:r>
-        <w:rPr>
-          <w:rFonts w:ascii="Times New Roman" w:hAnsi="Times New Roman" w:cs="Times New Roman"/>
-          <w:sz w:val="28"/>
-          <w:szCs w:val="28"/>
-        </w:rPr>
-        <w:t>. Это одна операция, не зависящая от размера массива.</w:t>
+        <w:t>O(1). Потому что адрес элемента вычисляется по формуле: адрес_начала + индекс × размер_элемента. Это одна операция, не зависящая от размера массива.</w:t>
       </w:r>
     </w:p>
     <w:p>
@@ -6362,43 +6219,7 @@
           <w:sz w:val="28"/>
           <w:szCs w:val="28"/>
         </w:rPr>
-        <w:t>O(</w:t>
-      </w:r>
-      <w:proofErr w:type="spellStart"/>
-      <w:r>
-        <w:rPr>
-          <w:rFonts w:ascii="Times New Roman" w:hAnsi="Times New Roman" w:cs="Times New Roman"/>
-          <w:sz w:val="28"/>
-          <w:szCs w:val="28"/>
-        </w:rPr>
-        <w:t>log</w:t>
-      </w:r>
-      <w:proofErr w:type="spellEnd"/>
-      <w:r>
-        <w:rPr>
-          <w:rFonts w:ascii="Times New Roman" w:hAnsi="Times New Roman" w:cs="Times New Roman"/>
-          <w:sz w:val="28"/>
-          <w:szCs w:val="28"/>
-        </w:rPr>
-        <w:t xml:space="preserve"> n). Потому что на каждом шаге мы делим массив пополам. Количество шагов = </w:t>
-      </w:r>
-      <w:proofErr w:type="spellStart"/>
-      <w:r>
-        <w:rPr>
-          <w:rFonts w:ascii="Times New Roman" w:hAnsi="Times New Roman" w:cs="Times New Roman"/>
-          <w:sz w:val="28"/>
-          <w:szCs w:val="28"/>
-        </w:rPr>
-        <w:t>log</w:t>
-      </w:r>
-      <w:proofErr w:type="spellEnd"/>
-      <w:r>
-        <w:rPr>
-          <w:rFonts w:ascii="Times New Roman" w:hAnsi="Times New Roman" w:cs="Times New Roman"/>
-          <w:sz w:val="28"/>
-          <w:szCs w:val="28"/>
-        </w:rPr>
-        <w:t>₂(n).</w:t>
+        <w:t>O(log n). Потому что на каждом шаге мы делим массив пополам. Количество шагов = log₂(n).</w:t>
       </w:r>
     </w:p>
     <w:p>
@@ -6418,25 +6239,7 @@
           <w:sz w:val="28"/>
           <w:szCs w:val="28"/>
         </w:rPr>
-        <w:t xml:space="preserve">4. Что означает сложность O(n </w:t>
-      </w:r>
-      <w:proofErr w:type="spellStart"/>
-      <w:r>
-        <w:rPr>
-          <w:rFonts w:ascii="Times New Roman" w:hAnsi="Times New Roman" w:cs="Times New Roman"/>
-          <w:sz w:val="28"/>
-          <w:szCs w:val="28"/>
-        </w:rPr>
-        <w:t>log</w:t>
-      </w:r>
-      <w:proofErr w:type="spellEnd"/>
-      <w:r>
-        <w:rPr>
-          <w:rFonts w:ascii="Times New Roman" w:hAnsi="Times New Roman" w:cs="Times New Roman"/>
-          <w:sz w:val="28"/>
-          <w:szCs w:val="28"/>
-        </w:rPr>
-        <w:t xml:space="preserve"> n)? Приведите пример алгоритма.</w:t>
+        <w:t>4. Что означает сложность O(n log n)? Приведите пример алгоритма.</w:t>
       </w:r>
     </w:p>
     <w:p>
@@ -6456,97 +6259,7 @@
           <w:sz w:val="28"/>
           <w:szCs w:val="28"/>
         </w:rPr>
-        <w:t xml:space="preserve">Это означает, что время работы растёт как n × </w:t>
-      </w:r>
-      <w:proofErr w:type="spellStart"/>
-      <w:r>
-        <w:rPr>
-          <w:rFonts w:ascii="Times New Roman" w:hAnsi="Times New Roman" w:cs="Times New Roman"/>
-          <w:sz w:val="28"/>
-          <w:szCs w:val="28"/>
-        </w:rPr>
-        <w:t>log</w:t>
-      </w:r>
-      <w:proofErr w:type="spellEnd"/>
-      <w:r>
-        <w:rPr>
-          <w:rFonts w:ascii="Times New Roman" w:hAnsi="Times New Roman" w:cs="Times New Roman"/>
-          <w:sz w:val="28"/>
-          <w:szCs w:val="28"/>
-        </w:rPr>
-        <w:t>(n). Пример: быстрая сортировка (</w:t>
-      </w:r>
-      <w:proofErr w:type="spellStart"/>
-      <w:r>
-        <w:rPr>
-          <w:rFonts w:ascii="Times New Roman" w:hAnsi="Times New Roman" w:cs="Times New Roman"/>
-          <w:sz w:val="28"/>
-          <w:szCs w:val="28"/>
-        </w:rPr>
-        <w:t>quick</w:t>
-      </w:r>
-      <w:proofErr w:type="spellEnd"/>
-      <w:r>
-        <w:rPr>
-          <w:rFonts w:ascii="Times New Roman" w:hAnsi="Times New Roman" w:cs="Times New Roman"/>
-          <w:sz w:val="28"/>
-          <w:szCs w:val="28"/>
-        </w:rPr>
-        <w:t xml:space="preserve"> </w:t>
-      </w:r>
-      <w:proofErr w:type="spellStart"/>
-      <w:r>
-        <w:rPr>
-          <w:rFonts w:ascii="Times New Roman" w:hAnsi="Times New Roman" w:cs="Times New Roman"/>
-          <w:sz w:val="28"/>
-          <w:szCs w:val="28"/>
-        </w:rPr>
-        <w:t>sort</w:t>
-      </w:r>
-      <w:proofErr w:type="spellEnd"/>
-      <w:r>
-        <w:rPr>
-          <w:rFonts w:ascii="Times New Roman" w:hAnsi="Times New Roman" w:cs="Times New Roman"/>
-          <w:sz w:val="28"/>
-          <w:szCs w:val="28"/>
-        </w:rPr>
-        <w:t>), сортировка слиянием (</w:t>
-      </w:r>
-      <w:proofErr w:type="spellStart"/>
-      <w:r>
-        <w:rPr>
-          <w:rFonts w:ascii="Times New Roman" w:hAnsi="Times New Roman" w:cs="Times New Roman"/>
-          <w:sz w:val="28"/>
-          <w:szCs w:val="28"/>
-        </w:rPr>
-        <w:t>merge</w:t>
-      </w:r>
-      <w:proofErr w:type="spellEnd"/>
-      <w:r>
-        <w:rPr>
-          <w:rFonts w:ascii="Times New Roman" w:hAnsi="Times New Roman" w:cs="Times New Roman"/>
-          <w:sz w:val="28"/>
-          <w:szCs w:val="28"/>
-        </w:rPr>
-        <w:t xml:space="preserve"> </w:t>
-      </w:r>
-      <w:proofErr w:type="spellStart"/>
-      <w:r>
-        <w:rPr>
-          <w:rFonts w:ascii="Times New Roman" w:hAnsi="Times New Roman" w:cs="Times New Roman"/>
-          <w:sz w:val="28"/>
-          <w:szCs w:val="28"/>
-        </w:rPr>
-        <w:t>sort</w:t>
-      </w:r>
-      <w:proofErr w:type="spellEnd"/>
-      <w:r>
-        <w:rPr>
-          <w:rFonts w:ascii="Times New Roman" w:hAnsi="Times New Roman" w:cs="Times New Roman"/>
-          <w:sz w:val="28"/>
-          <w:szCs w:val="28"/>
-        </w:rPr>
-        <w:t>).</w:t>
+        <w:t>Это означает, что время работы растёт как n × log(n). Пример: быстрая сортировка (quick sort), сортировка слиянием (merge sort).</w:t>
       </w:r>
     </w:p>
     <w:p>
@@ -6622,25 +6335,7 @@
           <w:sz w:val="28"/>
           <w:szCs w:val="28"/>
         </w:rPr>
-        <w:t xml:space="preserve"> это усреднение сложности по многим операциям. Пример: </w:t>
-      </w:r>
-      <w:proofErr w:type="spellStart"/>
-      <w:r>
-        <w:rPr>
-          <w:rFonts w:ascii="Times New Roman" w:hAnsi="Times New Roman" w:cs="Times New Roman"/>
-          <w:sz w:val="28"/>
-          <w:szCs w:val="28"/>
-        </w:rPr>
-        <w:t>push</w:t>
-      </w:r>
-      <w:proofErr w:type="spellEnd"/>
-      <w:r>
-        <w:rPr>
-          <w:rFonts w:ascii="Times New Roman" w:hAnsi="Times New Roman" w:cs="Times New Roman"/>
-          <w:sz w:val="28"/>
-          <w:szCs w:val="28"/>
-        </w:rPr>
-        <w:t xml:space="preserve"> в стек с расширением. Одна операция может быть O(n) (при расширении), но в среднем </w:t>
+        <w:t xml:space="preserve"> это усреднение сложности по многим операциям. Пример: push в стек с расширением. Одна операция может быть O(n) (при расширении), но в среднем </w:t>
       </w:r>
       <w:r>
         <w:rPr>
@@ -6833,109 +6528,15 @@
           <w:szCs w:val="28"/>
           <w:lang w:val="en-US"/>
         </w:rPr>
-        <w:t>: template &lt;</w:t>
-      </w:r>
-      <w:proofErr w:type="spellStart"/>
-      <w:r>
-        <w:rPr>
-          <w:rFonts w:ascii="Times New Roman" w:hAnsi="Times New Roman" w:cs="Times New Roman"/>
-          <w:sz w:val="28"/>
-          <w:szCs w:val="28"/>
-          <w:lang w:val="en-US"/>
-        </w:rPr>
-        <w:t>typename</w:t>
-      </w:r>
-      <w:proofErr w:type="spellEnd"/>
-      <w:r>
-        <w:rPr>
-          <w:rFonts w:ascii="Times New Roman" w:hAnsi="Times New Roman" w:cs="Times New Roman"/>
-          <w:sz w:val="28"/>
-          <w:szCs w:val="28"/>
-          <w:lang w:val="en-US"/>
-        </w:rPr>
-        <w:t xml:space="preserve"> T&gt; T </w:t>
-      </w:r>
-      <w:proofErr w:type="spellStart"/>
-      <w:r>
-        <w:rPr>
-          <w:rFonts w:ascii="Times New Roman" w:hAnsi="Times New Roman" w:cs="Times New Roman"/>
-          <w:sz w:val="28"/>
-          <w:szCs w:val="28"/>
-          <w:lang w:val="en-US"/>
-        </w:rPr>
-        <w:t>func</w:t>
-      </w:r>
-      <w:proofErr w:type="spellEnd"/>
-      <w:r>
-        <w:rPr>
-          <w:rFonts w:ascii="Times New Roman" w:hAnsi="Times New Roman" w:cs="Times New Roman"/>
-          <w:sz w:val="28"/>
-          <w:szCs w:val="28"/>
-          <w:lang w:val="en-US"/>
-        </w:rPr>
-        <w:t xml:space="preserve">(T a, T b). </w:t>
-      </w:r>
-      <w:r>
-        <w:rPr>
-          <w:rFonts w:ascii="Times New Roman" w:hAnsi="Times New Roman" w:cs="Times New Roman"/>
-          <w:sz w:val="28"/>
-          <w:szCs w:val="28"/>
-        </w:rPr>
-        <w:t xml:space="preserve">Использование: </w:t>
-      </w:r>
-      <w:proofErr w:type="spellStart"/>
-      <w:r>
-        <w:rPr>
-          <w:rFonts w:ascii="Times New Roman" w:hAnsi="Times New Roman" w:cs="Times New Roman"/>
-          <w:sz w:val="28"/>
-          <w:szCs w:val="28"/>
-        </w:rPr>
-        <w:t>func</w:t>
-      </w:r>
-      <w:proofErr w:type="spellEnd"/>
-      <w:r>
-        <w:rPr>
-          <w:rFonts w:ascii="Times New Roman" w:hAnsi="Times New Roman" w:cs="Times New Roman"/>
-          <w:sz w:val="28"/>
-          <w:szCs w:val="28"/>
-        </w:rPr>
-        <w:t xml:space="preserve">(5, 10) или </w:t>
-      </w:r>
-      <w:proofErr w:type="spellStart"/>
-      <w:r>
-        <w:rPr>
-          <w:rFonts w:ascii="Times New Roman" w:hAnsi="Times New Roman" w:cs="Times New Roman"/>
-          <w:sz w:val="28"/>
-          <w:szCs w:val="28"/>
-        </w:rPr>
-        <w:t>func</w:t>
-      </w:r>
-      <w:proofErr w:type="spellEnd"/>
-      <w:r>
-        <w:rPr>
-          <w:rFonts w:ascii="Times New Roman" w:hAnsi="Times New Roman" w:cs="Times New Roman"/>
-          <w:sz w:val="28"/>
-          <w:szCs w:val="28"/>
-        </w:rPr>
-        <w:t>&lt;</w:t>
-      </w:r>
-      <w:proofErr w:type="spellStart"/>
-      <w:r>
-        <w:rPr>
-          <w:rFonts w:ascii="Times New Roman" w:hAnsi="Times New Roman" w:cs="Times New Roman"/>
-          <w:sz w:val="28"/>
-          <w:szCs w:val="28"/>
-        </w:rPr>
-        <w:t>double</w:t>
-      </w:r>
-      <w:proofErr w:type="spellEnd"/>
-      <w:r>
-        <w:rPr>
-          <w:rFonts w:ascii="Times New Roman" w:hAnsi="Times New Roman" w:cs="Times New Roman"/>
-          <w:sz w:val="28"/>
-          <w:szCs w:val="28"/>
-        </w:rPr>
-        <w:t>&gt;(1.5, 2.5).</w:t>
+        <w:t xml:space="preserve">: template &lt;typename T&gt; T func(T a, T b). </w:t>
+      </w:r>
+      <w:r>
+        <w:rPr>
+          <w:rFonts w:ascii="Times New Roman" w:hAnsi="Times New Roman" w:cs="Times New Roman"/>
+          <w:sz w:val="28"/>
+          <w:szCs w:val="28"/>
+        </w:rPr>
+        <w:t>Использование: func(5, 10) или func&lt;double&gt;(1.5, 2.5).</w:t>
       </w:r>
     </w:p>
     <w:p>
@@ -7001,9 +6602,16 @@
           <w:szCs w:val="28"/>
           <w:lang w:val="en-US"/>
         </w:rPr>
-        <w:t>: template &lt;</w:t>
-      </w:r>
-      <w:proofErr w:type="spellStart"/>
+        <w:t xml:space="preserve">: template &lt;typename T&gt; class MyClass { T data; };. </w:t>
+      </w:r>
+      <w:r>
+        <w:rPr>
+          <w:rFonts w:ascii="Times New Roman" w:hAnsi="Times New Roman" w:cs="Times New Roman"/>
+          <w:sz w:val="28"/>
+          <w:szCs w:val="28"/>
+        </w:rPr>
+        <w:t>Использование</w:t>
+      </w:r>
       <w:r>
         <w:rPr>
           <w:rFonts w:ascii="Times New Roman" w:hAnsi="Times New Roman" w:cs="Times New Roman"/>
@@ -7011,94 +6619,7 @@
           <w:szCs w:val="28"/>
           <w:lang w:val="en-US"/>
         </w:rPr>
-        <w:t>typename</w:t>
-      </w:r>
-      <w:proofErr w:type="spellEnd"/>
-      <w:r>
-        <w:rPr>
-          <w:rFonts w:ascii="Times New Roman" w:hAnsi="Times New Roman" w:cs="Times New Roman"/>
-          <w:sz w:val="28"/>
-          <w:szCs w:val="28"/>
-          <w:lang w:val="en-US"/>
-        </w:rPr>
-        <w:t xml:space="preserve"> T&gt; class </w:t>
-      </w:r>
-      <w:proofErr w:type="spellStart"/>
-      <w:r>
-        <w:rPr>
-          <w:rFonts w:ascii="Times New Roman" w:hAnsi="Times New Roman" w:cs="Times New Roman"/>
-          <w:sz w:val="28"/>
-          <w:szCs w:val="28"/>
-          <w:lang w:val="en-US"/>
-        </w:rPr>
-        <w:t>MyClass</w:t>
-      </w:r>
-      <w:proofErr w:type="spellEnd"/>
-      <w:r>
-        <w:rPr>
-          <w:rFonts w:ascii="Times New Roman" w:hAnsi="Times New Roman" w:cs="Times New Roman"/>
-          <w:sz w:val="28"/>
-          <w:szCs w:val="28"/>
-          <w:lang w:val="en-US"/>
-        </w:rPr>
-        <w:t xml:space="preserve"> { T data; </w:t>
-      </w:r>
-      <w:proofErr w:type="gramStart"/>
-      <w:r>
-        <w:rPr>
-          <w:rFonts w:ascii="Times New Roman" w:hAnsi="Times New Roman" w:cs="Times New Roman"/>
-          <w:sz w:val="28"/>
-          <w:szCs w:val="28"/>
-          <w:lang w:val="en-US"/>
-        </w:rPr>
-        <w:t>};.</w:t>
-      </w:r>
-      <w:proofErr w:type="gramEnd"/>
-      <w:r>
-        <w:rPr>
-          <w:rFonts w:ascii="Times New Roman" w:hAnsi="Times New Roman" w:cs="Times New Roman"/>
-          <w:sz w:val="28"/>
-          <w:szCs w:val="28"/>
-          <w:lang w:val="en-US"/>
-        </w:rPr>
-        <w:t xml:space="preserve"> </w:t>
-      </w:r>
-      <w:r>
-        <w:rPr>
-          <w:rFonts w:ascii="Times New Roman" w:hAnsi="Times New Roman" w:cs="Times New Roman"/>
-          <w:sz w:val="28"/>
-          <w:szCs w:val="28"/>
-        </w:rPr>
-        <w:t>Использование</w:t>
-      </w:r>
-      <w:r>
-        <w:rPr>
-          <w:rFonts w:ascii="Times New Roman" w:hAnsi="Times New Roman" w:cs="Times New Roman"/>
-          <w:sz w:val="28"/>
-          <w:szCs w:val="28"/>
-          <w:lang w:val="en-US"/>
-        </w:rPr>
-        <w:t xml:space="preserve">: </w:t>
-      </w:r>
-      <w:proofErr w:type="spellStart"/>
-      <w:r>
-        <w:rPr>
-          <w:rFonts w:ascii="Times New Roman" w:hAnsi="Times New Roman" w:cs="Times New Roman"/>
-          <w:sz w:val="28"/>
-          <w:szCs w:val="28"/>
-          <w:lang w:val="en-US"/>
-        </w:rPr>
-        <w:t>MyClass</w:t>
-      </w:r>
-      <w:proofErr w:type="spellEnd"/>
-      <w:r>
-        <w:rPr>
-          <w:rFonts w:ascii="Times New Roman" w:hAnsi="Times New Roman" w:cs="Times New Roman"/>
-          <w:sz w:val="28"/>
-          <w:szCs w:val="28"/>
-          <w:lang w:val="en-US"/>
-        </w:rPr>
-        <w:t>&lt;int&gt; obj;</w:t>
+        <w:t>: MyClass&lt;int&gt; obj;</w:t>
       </w:r>
     </w:p>
     <w:p>
@@ -7280,9 +6801,16 @@
           <w:szCs w:val="28"/>
           <w:lang w:val="en-US"/>
         </w:rPr>
-        <w:t xml:space="preserve"> </w:t>
-      </w:r>
-      <w:proofErr w:type="spellStart"/>
+        <w:t xml:space="preserve"> typename </w:t>
+      </w:r>
+      <w:r>
+        <w:rPr>
+          <w:rFonts w:ascii="Times New Roman" w:hAnsi="Times New Roman" w:cs="Times New Roman"/>
+          <w:sz w:val="28"/>
+          <w:szCs w:val="28"/>
+        </w:rPr>
+        <w:t>или</w:t>
+      </w:r>
       <w:r>
         <w:rPr>
           <w:rFonts w:ascii="Times New Roman" w:hAnsi="Times New Roman" w:cs="Times New Roman"/>
@@ -7290,54 +6818,7 @@
           <w:szCs w:val="28"/>
           <w:lang w:val="en-US"/>
         </w:rPr>
-        <w:t>typename</w:t>
-      </w:r>
-      <w:proofErr w:type="spellEnd"/>
-      <w:r>
-        <w:rPr>
-          <w:rFonts w:ascii="Times New Roman" w:hAnsi="Times New Roman" w:cs="Times New Roman"/>
-          <w:sz w:val="28"/>
-          <w:szCs w:val="28"/>
-          <w:lang w:val="en-US"/>
-        </w:rPr>
-        <w:t xml:space="preserve"> </w:t>
-      </w:r>
-      <w:r>
-        <w:rPr>
-          <w:rFonts w:ascii="Times New Roman" w:hAnsi="Times New Roman" w:cs="Times New Roman"/>
-          <w:sz w:val="28"/>
-          <w:szCs w:val="28"/>
-        </w:rPr>
-        <w:t>или</w:t>
-      </w:r>
-      <w:r>
-        <w:rPr>
-          <w:rFonts w:ascii="Times New Roman" w:hAnsi="Times New Roman" w:cs="Times New Roman"/>
-          <w:sz w:val="28"/>
-          <w:szCs w:val="28"/>
-          <w:lang w:val="en-US"/>
-        </w:rPr>
-        <w:t xml:space="preserve"> class: template &lt;</w:t>
-      </w:r>
-      <w:proofErr w:type="spellStart"/>
-      <w:r>
-        <w:rPr>
-          <w:rFonts w:ascii="Times New Roman" w:hAnsi="Times New Roman" w:cs="Times New Roman"/>
-          <w:sz w:val="28"/>
-          <w:szCs w:val="28"/>
-          <w:lang w:val="en-US"/>
-        </w:rPr>
-        <w:t>typename</w:t>
-      </w:r>
-      <w:proofErr w:type="spellEnd"/>
-      <w:r>
-        <w:rPr>
-          <w:rFonts w:ascii="Times New Roman" w:hAnsi="Times New Roman" w:cs="Times New Roman"/>
-          <w:sz w:val="28"/>
-          <w:szCs w:val="28"/>
-          <w:lang w:val="en-US"/>
-        </w:rPr>
-        <w:t xml:space="preserve"> T&gt; </w:t>
+        <w:t xml:space="preserve"> class: template &lt;typename T&gt; </w:t>
       </w:r>
       <w:r>
         <w:rPr>
@@ -7404,47 +6885,7 @@
           <w:szCs w:val="28"/>
           <w:lang w:val="en-US"/>
         </w:rPr>
-        <w:t>: template &lt;</w:t>
-      </w:r>
-      <w:proofErr w:type="spellStart"/>
-      <w:r>
-        <w:rPr>
-          <w:rFonts w:ascii="Times New Roman" w:hAnsi="Times New Roman" w:cs="Times New Roman"/>
-          <w:sz w:val="28"/>
-          <w:szCs w:val="28"/>
-          <w:lang w:val="en-US"/>
-        </w:rPr>
-        <w:t>typename</w:t>
-      </w:r>
-      <w:proofErr w:type="spellEnd"/>
-      <w:r>
-        <w:rPr>
-          <w:rFonts w:ascii="Times New Roman" w:hAnsi="Times New Roman" w:cs="Times New Roman"/>
-          <w:sz w:val="28"/>
-          <w:szCs w:val="28"/>
-          <w:lang w:val="en-US"/>
-        </w:rPr>
-        <w:t xml:space="preserve"> T1, </w:t>
-      </w:r>
-      <w:proofErr w:type="spellStart"/>
-      <w:r>
-        <w:rPr>
-          <w:rFonts w:ascii="Times New Roman" w:hAnsi="Times New Roman" w:cs="Times New Roman"/>
-          <w:sz w:val="28"/>
-          <w:szCs w:val="28"/>
-          <w:lang w:val="en-US"/>
-        </w:rPr>
-        <w:t>typename</w:t>
-      </w:r>
-      <w:proofErr w:type="spellEnd"/>
-      <w:r>
-        <w:rPr>
-          <w:rFonts w:ascii="Times New Roman" w:hAnsi="Times New Roman" w:cs="Times New Roman"/>
-          <w:sz w:val="28"/>
-          <w:szCs w:val="28"/>
-          <w:lang w:val="en-US"/>
-        </w:rPr>
-        <w:t xml:space="preserve"> T2&gt; class Pair { T1 first; T2 second; };</w:t>
+        <w:t>: template &lt;typename T1, typename T2&gt; class Pair { T1 first; T2 second; };</w:t>
       </w:r>
     </w:p>
     <w:p>
@@ -7484,25 +6925,7 @@
           <w:sz w:val="28"/>
           <w:szCs w:val="28"/>
         </w:rPr>
-        <w:t xml:space="preserve">С помощью </w:t>
-      </w:r>
-      <w:proofErr w:type="spellStart"/>
-      <w:r>
-        <w:rPr>
-          <w:rFonts w:ascii="Times New Roman" w:hAnsi="Times New Roman" w:cs="Times New Roman"/>
-          <w:sz w:val="28"/>
-          <w:szCs w:val="28"/>
-        </w:rPr>
-        <w:t>chrono</w:t>
-      </w:r>
-      <w:proofErr w:type="spellEnd"/>
-      <w:r>
-        <w:rPr>
-          <w:rFonts w:ascii="Times New Roman" w:hAnsi="Times New Roman" w:cs="Times New Roman"/>
-          <w:sz w:val="28"/>
-          <w:szCs w:val="28"/>
-        </w:rPr>
-        <w:t>: засечь время до и после, вычислить разницу.</w:t>
+        <w:t>С помощью chrono: засечь время до и после, вычислить разницу.</w:t>
       </w:r>
     </w:p>
     <w:p>
@@ -7770,7 +7193,6 @@
         </w:rPr>
         <w:t xml:space="preserve"> </w:t>
       </w:r>
-      <w:proofErr w:type="spellStart"/>
       <w:r>
         <w:rPr>
           <w:rFonts w:ascii="Times New Roman" w:hAnsi="Times New Roman" w:cs="Times New Roman"/>
@@ -7779,33 +7201,22 @@
         </w:rPr>
         <w:t>Онотации</w:t>
       </w:r>
-      <w:proofErr w:type="spellEnd"/>
-      <w:r>
-        <w:rPr>
-          <w:rFonts w:ascii="Times New Roman" w:hAnsi="Times New Roman" w:cs="Times New Roman"/>
-          <w:sz w:val="28"/>
-          <w:szCs w:val="28"/>
-        </w:rPr>
-        <w:t xml:space="preserve"> </w:t>
-      </w:r>
-      <w:r>
-        <w:rPr>
-          <w:rFonts w:ascii="Times New Roman" w:hAnsi="Times New Roman" w:cs="Times New Roman"/>
-          <w:sz w:val="28"/>
-          <w:szCs w:val="28"/>
-        </w:rPr>
-        <w:t>(</w:t>
-      </w:r>
-      <w:proofErr w:type="spellStart"/>
-      <w:r>
-        <w:rPr>
-          <w:rFonts w:ascii="Times New Roman" w:hAnsi="Times New Roman" w:cs="Times New Roman"/>
-          <w:sz w:val="28"/>
-          <w:szCs w:val="28"/>
-        </w:rPr>
-        <w:t>Big</w:t>
-      </w:r>
-      <w:proofErr w:type="spellEnd"/>
+      <w:r>
+        <w:rPr>
+          <w:rFonts w:ascii="Times New Roman" w:hAnsi="Times New Roman" w:cs="Times New Roman"/>
+          <w:sz w:val="28"/>
+          <w:szCs w:val="28"/>
+        </w:rPr>
+        <w:t xml:space="preserve"> </w:t>
+      </w:r>
+      <w:r>
+        <w:rPr>
+          <w:rFonts w:ascii="Times New Roman" w:hAnsi="Times New Roman" w:cs="Times New Roman"/>
+          <w:sz w:val="28"/>
+          <w:szCs w:val="28"/>
+        </w:rPr>
+        <w:t>(Big</w:t>
+      </w:r>
       <w:r>
         <w:rPr>
           <w:rFonts w:ascii="Times New Roman" w:hAnsi="Times New Roman" w:cs="Times New Roman"/>
@@ -7928,9 +7339,64 @@
           <w:sz w:val="28"/>
           <w:szCs w:val="28"/>
         </w:rPr>
-        <w:t>O(</w:t>
-      </w:r>
-      <w:proofErr w:type="spellStart"/>
+        <w:t>O(log</w:t>
+      </w:r>
+      <w:r>
+        <w:rPr>
+          <w:rFonts w:ascii="Times New Roman" w:hAnsi="Times New Roman" w:cs="Times New Roman"/>
+          <w:sz w:val="28"/>
+          <w:szCs w:val="28"/>
+        </w:rPr>
+        <w:t xml:space="preserve"> </w:t>
+      </w:r>
+      <w:r>
+        <w:rPr>
+          <w:rFonts w:ascii="Times New Roman" w:hAnsi="Times New Roman" w:cs="Times New Roman"/>
+          <w:sz w:val="28"/>
+          <w:szCs w:val="28"/>
+        </w:rPr>
+        <w:t>n),</w:t>
+      </w:r>
+      <w:r>
+        <w:rPr>
+          <w:rFonts w:ascii="Times New Roman" w:hAnsi="Times New Roman" w:cs="Times New Roman"/>
+          <w:sz w:val="28"/>
+          <w:szCs w:val="28"/>
+        </w:rPr>
+        <w:t xml:space="preserve"> </w:t>
+      </w:r>
+      <w:r>
+        <w:rPr>
+          <w:rFonts w:ascii="Times New Roman" w:hAnsi="Times New Roman" w:cs="Times New Roman"/>
+          <w:sz w:val="28"/>
+          <w:szCs w:val="28"/>
+        </w:rPr>
+        <w:t>O(n),</w:t>
+      </w:r>
+      <w:r>
+        <w:rPr>
+          <w:rFonts w:ascii="Times New Roman" w:hAnsi="Times New Roman" w:cs="Times New Roman"/>
+          <w:sz w:val="28"/>
+          <w:szCs w:val="28"/>
+        </w:rPr>
+        <w:t xml:space="preserve"> </w:t>
+      </w:r>
+      <w:r>
+        <w:rPr>
+          <w:rFonts w:ascii="Times New Roman" w:hAnsi="Times New Roman" w:cs="Times New Roman"/>
+          <w:sz w:val="28"/>
+          <w:szCs w:val="28"/>
+        </w:rPr>
+        <w:t>O(n</w:t>
+      </w:r>
+      <w:r>
+        <w:rPr>
+          <w:rFonts w:ascii="Times New Roman" w:hAnsi="Times New Roman" w:cs="Times New Roman"/>
+          <w:sz w:val="28"/>
+          <w:szCs w:val="28"/>
+        </w:rPr>
+        <w:t xml:space="preserve"> </w:t>
+      </w:r>
       <w:r>
         <w:rPr>
           <w:rFonts w:ascii="Times New Roman" w:hAnsi="Times New Roman" w:cs="Times New Roman"/>
@@ -7939,73 +7405,6 @@
         </w:rPr>
         <w:t>log</w:t>
       </w:r>
-      <w:proofErr w:type="spellEnd"/>
-      <w:r>
-        <w:rPr>
-          <w:rFonts w:ascii="Times New Roman" w:hAnsi="Times New Roman" w:cs="Times New Roman"/>
-          <w:sz w:val="28"/>
-          <w:szCs w:val="28"/>
-        </w:rPr>
-        <w:t xml:space="preserve"> </w:t>
-      </w:r>
-      <w:r>
-        <w:rPr>
-          <w:rFonts w:ascii="Times New Roman" w:hAnsi="Times New Roman" w:cs="Times New Roman"/>
-          <w:sz w:val="28"/>
-          <w:szCs w:val="28"/>
-        </w:rPr>
-        <w:t>n),</w:t>
-      </w:r>
-      <w:r>
-        <w:rPr>
-          <w:rFonts w:ascii="Times New Roman" w:hAnsi="Times New Roman" w:cs="Times New Roman"/>
-          <w:sz w:val="28"/>
-          <w:szCs w:val="28"/>
-        </w:rPr>
-        <w:t xml:space="preserve"> </w:t>
-      </w:r>
-      <w:r>
-        <w:rPr>
-          <w:rFonts w:ascii="Times New Roman" w:hAnsi="Times New Roman" w:cs="Times New Roman"/>
-          <w:sz w:val="28"/>
-          <w:szCs w:val="28"/>
-        </w:rPr>
-        <w:t>O(n),</w:t>
-      </w:r>
-      <w:r>
-        <w:rPr>
-          <w:rFonts w:ascii="Times New Roman" w:hAnsi="Times New Roman" w:cs="Times New Roman"/>
-          <w:sz w:val="28"/>
-          <w:szCs w:val="28"/>
-        </w:rPr>
-        <w:t xml:space="preserve"> </w:t>
-      </w:r>
-      <w:r>
-        <w:rPr>
-          <w:rFonts w:ascii="Times New Roman" w:hAnsi="Times New Roman" w:cs="Times New Roman"/>
-          <w:sz w:val="28"/>
-          <w:szCs w:val="28"/>
-        </w:rPr>
-        <w:t>O(n</w:t>
-      </w:r>
-      <w:r>
-        <w:rPr>
-          <w:rFonts w:ascii="Times New Roman" w:hAnsi="Times New Roman" w:cs="Times New Roman"/>
-          <w:sz w:val="28"/>
-          <w:szCs w:val="28"/>
-        </w:rPr>
-        <w:t xml:space="preserve"> </w:t>
-      </w:r>
-      <w:proofErr w:type="spellStart"/>
-      <w:r>
-        <w:rPr>
-          <w:rFonts w:ascii="Times New Roman" w:hAnsi="Times New Roman" w:cs="Times New Roman"/>
-          <w:sz w:val="28"/>
-          <w:szCs w:val="28"/>
-        </w:rPr>
-        <w:t>log</w:t>
-      </w:r>
-      <w:proofErr w:type="spellEnd"/>
       <w:r>
         <w:rPr>
           <w:rFonts w:ascii="Times New Roman" w:hAnsi="Times New Roman" w:cs="Times New Roman"/>
@@ -9302,6 +8701,29 @@
       <w:szCs w:val="20"/>
     </w:rPr>
   </w:style>
+  <w:style w:type="character" w:styleId="a3">
+    <w:name w:val="Hyperlink"/>
+    <w:basedOn w:val="a0"/>
+    <w:uiPriority w:val="99"/>
+    <w:unhideWhenUsed/>
+    <w:rsid w:val="00916E43"/>
+    <w:rPr>
+      <w:color w:val="0563C1" w:themeColor="hyperlink"/>
+      <w:u w:val="single"/>
+    </w:rPr>
+  </w:style>
+  <w:style w:type="character" w:styleId="a4">
+    <w:name w:val="Unresolved Mention"/>
+    <w:basedOn w:val="a0"/>
+    <w:uiPriority w:val="99"/>
+    <w:semiHidden/>
+    <w:unhideWhenUsed/>
+    <w:rsid w:val="00916E43"/>
+    <w:rPr>
+      <w:color w:val="605E5C"/>
+      <w:shd w:val="clear" w:color="auto" w:fill="E1DFDD"/>
+    </w:rPr>
+  </w:style>
 </w:styles>
 </file>
 
